--- a/testakten/robotikrecht-roboterflotte-vellbruck-muenchen/14_betriebsanleitung_widersprueche.docx
+++ b/testakten/robotikrecht-roboterflotte-vellbruck-muenchen/14_betriebsanleitung_widersprueche.docx
@@ -37,7 +37,7 @@
         <w:jc w:val="left"/>
       </w:pPr>
       <w:r>
-        <w:t>Dieses Aktenstück betrifft Sprache, Warnungen, Zielgruppen. Es ist nicht abschließend freigegeben. Die technische Seite spricht in Versionen, Tickets und Parametern; die rechtliche Seite muss daraus Rollen, Zweckbestimmung, Pflichtenkreis und Beweisrisiko bilden.</w:t>
+        <w:t>Dieser Vermerk stellt die Widersprüche zwischen Betriebsanleitung, Schulungsunterlagen und tatsächlicher Bedienpraxis zusammen. Er ist Grundlage für den Instruktionsfehler-Komplex und die Behördenantwort.</w:t>
       </w:r>
     </w:p>
     <w:p>
@@ -56,13 +56,7 @@
         <w:pStyle w:val="ListBullet"/>
       </w:pPr>
       <w:r>
-        <w:rPr>
-          <w:b/>
-        </w:rPr>
-        <w:t>Sprache:</w:t>
-      </w:r>
-      <w:r>
-        <w:t xml:space="preserve"> Die Akte enthält hierzu widersprüchliche Hinweise. Für die rechtliche Bewertung muss geklärt werden, ob die Aussage aus Vertrag, Anleitung, Produktakte, Marketing, Logdaten oder nachträglicher Krisenkommunikation stammt.</w:t>
+        <w:t>Sprache: Bedienpersonal in Halle 12 wird deutsch unterwiesen, die Warnhinweise der Kapitel 4 und 7 existieren nur englisch; das genügt den Sprachanforderungen für sicherheitsrelevante Informationen nicht.</w:t>
       </w:r>
     </w:p>
     <w:p>
@@ -70,13 +64,7 @@
         <w:pStyle w:val="ListBullet"/>
       </w:pPr>
       <w:r>
-        <w:rPr>
-          <w:b/>
-        </w:rPr>
-        <w:t>Warnungen:</w:t>
-      </w:r>
-      <w:r>
-        <w:t xml:space="preserve"> Die Akte enthält hierzu widersprüchliche Hinweise. Für die rechtliche Bewertung muss geklärt werden, ob die Aussage aus Vertrag, Anleitung, Produktakte, Marketing, Logdaten oder nachträglicher Krisenkommunikation stammt.</w:t>
+        <w:t>Warnungen: Die Warnung vor Betrieb mit reduziertem Schutzfeld steht nur im Administratorenteil, nicht im Bedienerteil; der Bediener am Unfalltag konnte die Gefahr aus seiner Anleitung nicht erkennen.</w:t>
       </w:r>
     </w:p>
     <w:p>
@@ -84,13 +72,7 @@
         <w:pStyle w:val="ListBullet"/>
       </w:pPr>
       <w:r>
-        <w:rPr>
-          <w:b/>
-        </w:rPr>
-        <w:t>Zielgruppen:</w:t>
-      </w:r>
-      <w:r>
-        <w:t xml:space="preserve"> Die Akte enthält hierzu widersprüchliche Hinweise. Für die rechtliche Bewertung muss geklärt werden, ob die Aussage aus Vertrag, Anleitung, Produktakte, Marketing, Logdaten oder nachträglicher Krisenkommunikation stammt.</w:t>
+        <w:t>Zielgruppen: Die Anleitung mischt Integrator-, Administrator- und Bedienerinhalte in einem Dokument; die Zielgruppentrennung ist nur typografisch angedeutet.</w:t>
       </w:r>
     </w:p>
     <w:p>
@@ -109,7 +91,7 @@
         <w:jc w:val="left"/>
       </w:pPr>
       <w:r>
-        <w:t>Die Unterlage ist bewusst nicht glatt: Vertrieb, Technik, Datenschutz, Qualitätssicherung und Geschäftsführung verwenden nicht immer dieselben Produktnamen. Gerade daraus entsteht das juristische Problem, weil Zweckbestimmung, tatsächliche Nutzung, Werbeaussage und Updatepraxis auseinanderlaufen.</w:t>
+        <w:t>Die Anleitung der LumaMove-Flotte verbietet Schutzfeldänderungen durch den Betreiber, beschreibt aber zugleich das Admin-Menü, über das solche Änderungen ausgeführt werden können; die sicherheitsrelevanten Kapitel 4 und 7 liegen nur auf Englisch vor.</w:t>
       </w:r>
     </w:p>
     <w:p>
@@ -117,23 +99,7 @@
         <w:jc w:val="left"/>
       </w:pPr>
       <w:r>
-        <w:t>Für die rechtliche Bewertung müssen die technischen Annahmen jeweils mit der Produktakte abgeglichen werden. Eine Risikobeurteilung, die nur den Laborzustand beschreibt, trägt den Pilotbetrieb im Lager oder im Pflegezimmer nicht automatisch.</w:t>
-      </w:r>
-    </w:p>
-    <w:p>
-      <w:pPr>
-        <w:jc w:val="left"/>
-      </w:pPr>
-      <w:r>
-        <w:t>Die Akte enthält mehrere Spuren, die sich gegenseitig widersprechen: Der Betreiber spricht von einem autonomen Flottensystem, die CE-Unterlage von einem assistierten Transportmittel, die Marketingfolien von lernender Umgebungserkennung und die Bedienungsanleitung von festen Sicherheitszonen.</w:t>
-      </w:r>
-    </w:p>
-    <w:p>
-      <w:pPr>
-        <w:jc w:val="left"/>
-      </w:pPr>
-      <w:r>
-        <w:t>Die Kanzlei soll keine finale technische Konformität bescheinigen, sondern entscheiden, welche Unterlagen fehlen, welche Sofortmaßnahmen nötig sind und welche Aussagen gegenüber Behörde, Kunden, Versicherer und Betroffenen vertretbar sind.</w:t>
+        <w:t>Die Schulungsunterlagen des Betreibers erwähnen das Admin-Menü nicht; Schichtteam B wurde seit dem 14.02.2026 nicht unterwiesen.</w:t>
       </w:r>
     </w:p>
     <w:p>
@@ -152,10 +118,7 @@
         <w:pStyle w:val="Heading3"/>
       </w:pPr>
       <w:r>
-        <w:rPr>
-          <w:rFonts w:ascii="Times New Roman" w:hAnsi="Times New Roman"/>
-        </w:rPr>
-        <w:t>Punkt 1</w:t>
+        <w:t>Sprache</w:t>
       </w:r>
     </w:p>
     <w:p>
@@ -163,7 +126,15 @@
         <w:jc w:val="left"/>
       </w:pPr>
       <w:r>
-        <w:t>Im Gespräch mit Leonie Rottkamp, Bertram Kiendl und Jasper Rodenwald wurde deutlich, dass die Produktlinie nicht mit einer einzigen rechtlichen Schublade erfasst werden kann. Die Vellbruck Robotics GmbH liefert Hardware, Steuerungssoftware, Cloudfunktionen, Wartung und gelegentlich eine kundenspezifische Parametrisierung. Beim Betreiber Münchner Feinlogistik GmbH wurden Schutzfelder verändert, ohne dass klar ist, ob dies vom Admin-Panel gedeckt oder nur technisch möglich war. Der Pflegepilot im St.-Ludgerus-Klinikum München-Sendling verschärft die Lage, weil dort Sensorik, vulnerable Personen und medizinische Nähe zusammentreffen.</w:t>
+        <w:t>Die deutschen Fassungen werden priorisiert übersetzt und fachlich geprüft; Auslieferungen und Behördenantwort verweisen auf den Übersetzungstermin.</w:t>
+      </w:r>
+    </w:p>
+    <w:p>
+      <w:pPr>
+        <w:pStyle w:val="Heading3"/>
+      </w:pPr>
+      <w:r>
+        <w:t>Warnungen</w:t>
       </w:r>
     </w:p>
     <w:p>
@@ -171,7 +142,7 @@
         <w:jc w:val="left"/>
       </w:pPr>
       <w:r>
-        <w:t>Für die anwaltliche Bearbeitung sollte zu diesem Punkt eine Belegspur angelegt werden: Dokument, Version, Datum, Verfasser, technische Quelle, rechtliche Relevanz und offene Rückfrage. Besonders gefährlich sind Formulierungen wie „selbstlernend“, „voll autonom“, „MDR-ready“, „sicher ohne Schutzzaun“ oder „keine personenbezogenen Daten“, wenn die technische Dokumentation das nicht trägt.</w:t>
+        <w:t>Die Warnhierarchie wird neu geschnitten: Jede Gefahr, die den Bediener trifft, erscheint im Bedienerteil; die Änderung geht in die nächste Anleitungsrevision.</w:t>
       </w:r>
     </w:p>
     <w:p>
@@ -179,10 +150,7 @@
         <w:pStyle w:val="Heading3"/>
       </w:pPr>
       <w:r>
-        <w:rPr>
-          <w:rFonts w:ascii="Times New Roman" w:hAnsi="Times New Roman"/>
-        </w:rPr>
-        <w:t>Punkt 2</w:t>
+        <w:t>Zielgruppen</w:t>
       </w:r>
     </w:p>
     <w:p>
@@ -190,150 +158,7 @@
         <w:jc w:val="left"/>
       </w:pPr>
       <w:r>
-        <w:t>Im Gespräch mit Leonie Rottkamp, Bertram Kiendl und Jasper Rodenwald wurde deutlich, dass die Produktlinie nicht mit einer einzigen rechtlichen Schublade erfasst werden kann. Die Vellbruck Robotics GmbH liefert Hardware, Steuerungssoftware, Cloudfunktionen, Wartung und gelegentlich eine kundenspezifische Parametrisierung. Beim Betreiber Münchner Feinlogistik GmbH wurden Schutzfelder verändert, ohne dass klar ist, ob dies vom Admin-Panel gedeckt oder nur technisch möglich war. Der Pflegepilot im St.-Ludgerus-Klinikum München-Sendling verschärft die Lage, weil dort Sensorik, vulnerable Personen und medizinische Nähe zusammentreffen.</w:t>
-      </w:r>
-    </w:p>
-    <w:p>
-      <w:pPr>
-        <w:jc w:val="left"/>
-      </w:pPr>
-      <w:r>
-        <w:t>Für die anwaltliche Bearbeitung sollte zu diesem Punkt eine Belegspur angelegt werden: Dokument, Version, Datum, Verfasser, technische Quelle, rechtliche Relevanz und offene Rückfrage. Besonders gefährlich sind Formulierungen wie „selbstlernend“, „voll autonom“, „MDR-ready“, „sicher ohne Schutzzaun“ oder „keine personenbezogenen Daten“, wenn die technische Dokumentation das nicht trägt.</w:t>
-      </w:r>
-    </w:p>
-    <w:p>
-      <w:pPr>
-        <w:pStyle w:val="Heading3"/>
-      </w:pPr>
-      <w:r>
-        <w:rPr>
-          <w:rFonts w:ascii="Times New Roman" w:hAnsi="Times New Roman"/>
-        </w:rPr>
-        <w:t>Punkt 3</w:t>
-      </w:r>
-    </w:p>
-    <w:p>
-      <w:pPr>
-        <w:jc w:val="left"/>
-      </w:pPr>
-      <w:r>
-        <w:t>Im Gespräch mit Leonie Rottkamp, Bertram Kiendl und Jasper Rodenwald wurde deutlich, dass die Produktlinie nicht mit einer einzigen rechtlichen Schublade erfasst werden kann. Die Vellbruck Robotics GmbH liefert Hardware, Steuerungssoftware, Cloudfunktionen, Wartung und gelegentlich eine kundenspezifische Parametrisierung. Beim Betreiber Münchner Feinlogistik GmbH wurden Schutzfelder verändert, ohne dass klar ist, ob dies vom Admin-Panel gedeckt oder nur technisch möglich war. Der Pflegepilot im St.-Ludgerus-Klinikum München-Sendling verschärft die Lage, weil dort Sensorik, vulnerable Personen und medizinische Nähe zusammentreffen.</w:t>
-      </w:r>
-    </w:p>
-    <w:p>
-      <w:pPr>
-        <w:jc w:val="left"/>
-      </w:pPr>
-      <w:r>
-        <w:t>Für die anwaltliche Bearbeitung sollte zu diesem Punkt eine Belegspur angelegt werden: Dokument, Version, Datum, Verfasser, technische Quelle, rechtliche Relevanz und offene Rückfrage. Besonders gefährlich sind Formulierungen wie „selbstlernend“, „voll autonom“, „MDR-ready“, „sicher ohne Schutzzaun“ oder „keine personenbezogenen Daten“, wenn die technische Dokumentation das nicht trägt.</w:t>
-      </w:r>
-    </w:p>
-    <w:p>
-      <w:pPr>
-        <w:pStyle w:val="Heading3"/>
-      </w:pPr>
-      <w:r>
-        <w:rPr>
-          <w:rFonts w:ascii="Times New Roman" w:hAnsi="Times New Roman"/>
-        </w:rPr>
-        <w:t>Punkt 4</w:t>
-      </w:r>
-    </w:p>
-    <w:p>
-      <w:pPr>
-        <w:jc w:val="left"/>
-      </w:pPr>
-      <w:r>
-        <w:t>Im Gespräch mit Leonie Rottkamp, Bertram Kiendl und Jasper Rodenwald wurde deutlich, dass die Produktlinie nicht mit einer einzigen rechtlichen Schublade erfasst werden kann. Die Vellbruck Robotics GmbH liefert Hardware, Steuerungssoftware, Cloudfunktionen, Wartung und gelegentlich eine kundenspezifische Parametrisierung. Beim Betreiber Münchner Feinlogistik GmbH wurden Schutzfelder verändert, ohne dass klar ist, ob dies vom Admin-Panel gedeckt oder nur technisch möglich war. Der Pflegepilot im St.-Ludgerus-Klinikum München-Sendling verschärft die Lage, weil dort Sensorik, vulnerable Personen und medizinische Nähe zusammentreffen.</w:t>
-      </w:r>
-    </w:p>
-    <w:p>
-      <w:pPr>
-        <w:jc w:val="left"/>
-      </w:pPr>
-      <w:r>
-        <w:t>Für die anwaltliche Bearbeitung sollte zu diesem Punkt eine Belegspur angelegt werden: Dokument, Version, Datum, Verfasser, technische Quelle, rechtliche Relevanz und offene Rückfrage. Besonders gefährlich sind Formulierungen wie „selbstlernend“, „voll autonom“, „MDR-ready“, „sicher ohne Schutzzaun“ oder „keine personenbezogenen Daten“, wenn die technische Dokumentation das nicht trägt.</w:t>
-      </w:r>
-    </w:p>
-    <w:p>
-      <w:pPr>
-        <w:pStyle w:val="Heading3"/>
-      </w:pPr>
-      <w:r>
-        <w:rPr>
-          <w:rFonts w:ascii="Times New Roman" w:hAnsi="Times New Roman"/>
-        </w:rPr>
-        <w:t>Punkt 5</w:t>
-      </w:r>
-    </w:p>
-    <w:p>
-      <w:pPr>
-        <w:jc w:val="left"/>
-      </w:pPr>
-      <w:r>
-        <w:t>Im Gespräch mit Leonie Rottkamp, Bertram Kiendl und Jasper Rodenwald wurde deutlich, dass die Produktlinie nicht mit einer einzigen rechtlichen Schublade erfasst werden kann. Die Vellbruck Robotics GmbH liefert Hardware, Steuerungssoftware, Cloudfunktionen, Wartung und gelegentlich eine kundenspezifische Parametrisierung. Beim Betreiber Münchner Feinlogistik GmbH wurden Schutzfelder verändert, ohne dass klar ist, ob dies vom Admin-Panel gedeckt oder nur technisch möglich war. Der Pflegepilot im St.-Ludgerus-Klinikum München-Sendling verschärft die Lage, weil dort Sensorik, vulnerable Personen und medizinische Nähe zusammentreffen.</w:t>
-      </w:r>
-    </w:p>
-    <w:p>
-      <w:pPr>
-        <w:jc w:val="left"/>
-      </w:pPr>
-      <w:r>
-        <w:t>Für die anwaltliche Bearbeitung sollte zu diesem Punkt eine Belegspur angelegt werden: Dokument, Version, Datum, Verfasser, technische Quelle, rechtliche Relevanz und offene Rückfrage. Besonders gefährlich sind Formulierungen wie „selbstlernend“, „voll autonom“, „MDR-ready“, „sicher ohne Schutzzaun“ oder „keine personenbezogenen Daten“, wenn die technische Dokumentation das nicht trägt.</w:t>
-      </w:r>
-    </w:p>
-    <w:p>
-      <w:pPr>
-        <w:pStyle w:val="Heading3"/>
-      </w:pPr>
-      <w:r>
-        <w:rPr>
-          <w:rFonts w:ascii="Times New Roman" w:hAnsi="Times New Roman"/>
-        </w:rPr>
-        <w:t>Punkt 6</w:t>
-      </w:r>
-    </w:p>
-    <w:p>
-      <w:pPr>
-        <w:jc w:val="left"/>
-      </w:pPr>
-      <w:r>
-        <w:t>Im Gespräch mit Leonie Rottkamp, Bertram Kiendl und Jasper Rodenwald wurde deutlich, dass die Produktlinie nicht mit einer einzigen rechtlichen Schublade erfasst werden kann. Die Vellbruck Robotics GmbH liefert Hardware, Steuerungssoftware, Cloudfunktionen, Wartung und gelegentlich eine kundenspezifische Parametrisierung. Beim Betreiber Münchner Feinlogistik GmbH wurden Schutzfelder verändert, ohne dass klar ist, ob dies vom Admin-Panel gedeckt oder nur technisch möglich war. Der Pflegepilot im St.-Ludgerus-Klinikum München-Sendling verschärft die Lage, weil dort Sensorik, vulnerable Personen und medizinische Nähe zusammentreffen.</w:t>
-      </w:r>
-    </w:p>
-    <w:p>
-      <w:pPr>
-        <w:jc w:val="left"/>
-      </w:pPr>
-      <w:r>
-        <w:t>Für die anwaltliche Bearbeitung sollte zu diesem Punkt eine Belegspur angelegt werden: Dokument, Version, Datum, Verfasser, technische Quelle, rechtliche Relevanz und offene Rückfrage. Besonders gefährlich sind Formulierungen wie „selbstlernend“, „voll autonom“, „MDR-ready“, „sicher ohne Schutzzaun“ oder „keine personenbezogenen Daten“, wenn die technische Dokumentation das nicht trägt.</w:t>
-      </w:r>
-    </w:p>
-    <w:p>
-      <w:pPr>
-        <w:pStyle w:val="Heading3"/>
-      </w:pPr>
-      <w:r>
-        <w:rPr>
-          <w:rFonts w:ascii="Times New Roman" w:hAnsi="Times New Roman"/>
-        </w:rPr>
-        <w:t>Punkt 7</w:t>
-      </w:r>
-    </w:p>
-    <w:p>
-      <w:pPr>
-        <w:jc w:val="left"/>
-      </w:pPr>
-      <w:r>
-        <w:t>Im Gespräch mit Leonie Rottkamp, Bertram Kiendl und Jasper Rodenwald wurde deutlich, dass die Produktlinie nicht mit einer einzigen rechtlichen Schublade erfasst werden kann. Die Vellbruck Robotics GmbH liefert Hardware, Steuerungssoftware, Cloudfunktionen, Wartung und gelegentlich eine kundenspezifische Parametrisierung. Beim Betreiber Münchner Feinlogistik GmbH wurden Schutzfelder verändert, ohne dass klar ist, ob dies vom Admin-Panel gedeckt oder nur technisch möglich war. Der Pflegepilot im St.-Ludgerus-Klinikum München-Sendling verschärft die Lage, weil dort Sensorik, vulnerable Personen und medizinische Nähe zusammentreffen.</w:t>
-      </w:r>
-    </w:p>
-    <w:p>
-      <w:pPr>
-        <w:jc w:val="left"/>
-      </w:pPr>
-      <w:r>
-        <w:t>Für die anwaltliche Bearbeitung sollte zu diesem Punkt eine Belegspur angelegt werden: Dokument, Version, Datum, Verfasser, technische Quelle, rechtliche Relevanz und offene Rückfrage. Besonders gefährlich sind Formulierungen wie „selbstlernend“, „voll autonom“, „MDR-ready“, „sicher ohne Schutzzaun“ oder „keine personenbezogenen Daten“, wenn die technische Dokumentation das nicht trägt.</w:t>
+        <w:t>Die Revision trennt drei Zielgruppendokumente mit eigener Freigabe; bis dahin erhält der Betreiber ein Übergangsblatt mit den bedienerrelevanten Warnungen.</w:t>
       </w:r>
     </w:p>
     <w:p>
@@ -352,7 +177,7 @@
         <w:pStyle w:val="ListBullet"/>
       </w:pPr>
       <w:r>
-        <w:t>Welche Firmware war am Unfalltag tatsächlich aktiv?</w:t>
+        <w:t>Welche Anleitungsversion lag der Auslieferung an das Logistikzentrum bei?</w:t>
       </w:r>
     </w:p>
     <w:p>
@@ -360,7 +185,7 @@
         <w:pStyle w:val="ListBullet"/>
       </w:pPr>
       <w:r>
-        <w:t>Welche Zweckbestimmung steht in der final ausgelieferten Anleitung?</w:t>
+        <w:t>Wurde das Übergangsblatt dem Betreiber nachweisbar zugestellt?</w:t>
       </w:r>
     </w:p>
     <w:p>
@@ -368,23 +193,7 @@
         <w:pStyle w:val="ListBullet"/>
       </w:pPr>
       <w:r>
-        <w:t>Welche Schutzfeldänderungen waren technisch möglich und vertraglich erlaubt?</w:t>
-      </w:r>
-    </w:p>
-    <w:p>
-      <w:pPr>
-        <w:pStyle w:val="ListBullet"/>
-      </w:pPr>
-      <w:r>
-        <w:t>Welche personenbezogenen Daten werden lokal, in der Cloud und in Supporttickets verarbeitet?</w:t>
-      </w:r>
-    </w:p>
-    <w:p>
-      <w:pPr>
-        <w:pStyle w:val="ListBullet"/>
-      </w:pPr>
-      <w:r>
-        <w:t>Welche Aussagen wurden gegenüber Kunden, Behörde und Versicherer bereits gemacht?</w:t>
+        <w:t>Welche Sprachfassungen verlangt die Behörde für die Nachlieferung?</w:t>
       </w:r>
     </w:p>
     <w:sectPr>
